--- a/project-marking-rubric.docx
+++ b/project-marking-rubric.docx
@@ -10444,7 +10444,40 @@
           <w:sz w:val="20"/>
           <w:szCs w:val="20"/>
         </w:rPr>
-        <w:t xml:space="preserve">Functionality: Improved use of </w:t>
+        <w:t>Functionality:</w:t>
+      </w:r>
+      <w:r>
+        <w:rPr>
+          <w:rFonts w:asciiTheme="minorHAnsi" w:hAnsiTheme="minorHAnsi" w:cstheme="minorHAnsi"/>
+          <w:sz w:val="20"/>
+          <w:szCs w:val="20"/>
+        </w:rPr>
+        <w:t xml:space="preserve"> </w:t>
+      </w:r>
+      <w:r>
+        <w:rPr>
+          <w:rFonts w:asciiTheme="minorHAnsi" w:hAnsiTheme="minorHAnsi" w:cstheme="minorHAnsi"/>
+          <w:sz w:val="20"/>
+          <w:szCs w:val="20"/>
+          <w:lang w:val="en-NZ"/>
+        </w:rPr>
+        <w:t>The directory for milestone four is incorrectly named.</w:t>
+      </w:r>
+      <w:r>
+        <w:rPr>
+          <w:rFonts w:asciiTheme="minorHAnsi" w:hAnsiTheme="minorHAnsi" w:cstheme="minorHAnsi"/>
+          <w:sz w:val="20"/>
+          <w:szCs w:val="20"/>
+        </w:rPr>
+        <w:t xml:space="preserve"> </w:t>
+      </w:r>
+      <w:r>
+        <w:rPr>
+          <w:rFonts w:asciiTheme="minorHAnsi" w:hAnsiTheme="minorHAnsi" w:cstheme="minorHAnsi"/>
+          <w:sz w:val="20"/>
+          <w:szCs w:val="20"/>
+        </w:rPr>
+        <w:t xml:space="preserve">Improved use of </w:t>
       </w:r>
       <w:proofErr w:type="spellStart"/>
       <w:r>
